--- a/data/rag_data/Заведение целей.docx
+++ b/data/rag_data/Заведение целей.docx
@@ -1,36 +1,29 @@
 
 <file path=word/document.xml><?xml version="1.0" encoding="utf-8"?>
-<w:document xmlns:wpc="http://schemas.microsoft.com/office/word/2010/wordprocessingCanvas" xmlns:cx="http://schemas.microsoft.com/office/drawing/2014/chartex" xmlns:cx1="http://schemas.microsoft.com/office/drawing/2015/9/8/chartex" xmlns:cx2="http://schemas.microsoft.com/office/drawing/2015/10/21/chartex" xmlns:cx3="http://schemas.microsoft.com/office/drawing/2016/5/9/chartex" xmlns:cx4="http://schemas.microsoft.com/office/drawing/2016/5/10/chartex" xmlns:cx5="http://schemas.microsoft.com/office/drawing/2016/5/11/chartex" xmlns:cx6="http://schemas.microsoft.com/office/drawing/2016/5/12/chartex" xmlns:cx7="http://schemas.microsoft.com/office/drawing/2016/5/13/chartex" xmlns:cx8="http://schemas.microsoft.com/office/drawing/2016/5/14/chartex" xmlns:mc="http://schemas.openxmlformats.org/markup-compatibility/2006" xmlns:aink="http://schemas.microsoft.com/office/drawing/2016/ink" xmlns:am3d="http://schemas.microsoft.com/office/drawing/2017/model3d" xmlns:o="urn:schemas-microsoft-com:office:office" xmlns:oel="http://schemas.microsoft.com/office/2019/extlst" xmlns:r="http://schemas.openxmlformats.org/officeDocument/2006/relationships" xmlns:m="http://schemas.openxmlformats.org/officeDocument/2006/math" xmlns:v="urn:schemas-microsoft-com:vml" xmlns:wp14="http://schemas.microsoft.com/office/word/2010/wordprocessingDrawing" xmlns:wp="http://schemas.openxmlformats.org/drawingml/2006/wordprocessingDrawing" xmlns:w10="urn:schemas-microsoft-com:office:word" xmlns:w="http://schemas.openxmlformats.org/wordprocessingml/2006/main" xmlns:w14="http://schemas.microsoft.com/office/word/2010/wordml" xmlns:w15="http://schemas.microsoft.com/office/word/2012/wordml" xmlns:w16cex="http://schemas.microsoft.com/office/word/2018/wordml/cex" xmlns:w16cid="http://schemas.microsoft.com/office/word/2016/wordml/cid" xmlns:w16="http://schemas.microsoft.com/office/word/2018/wordml" xmlns:w16du="http://schemas.microsoft.com/office/word/2023/wordml/word16du" xmlns:w16sdtdh="http://schemas.microsoft.com/office/word/2020/wordml/sdtdatahash" xmlns:w16sdtfl="http://schemas.microsoft.com/office/word/2024/wordml/sdtformatlock" xmlns:w16se="http://schemas.microsoft.com/office/word/2015/wordml/symex" xmlns:wpg="http://schemas.microsoft.com/office/word/2010/wordprocessingGroup" xmlns:wpi="http://schemas.microsoft.com/office/word/2010/wordprocessingInk" xmlns:wne="http://schemas.microsoft.com/office/word/2006/wordml" xmlns:wps="http://schemas.microsoft.com/office/word/2010/wordprocessingShape" mc:Ignorable="w14 w15 w16se w16cid w16 w16cex w16sdtdh w16sdtfl w16du wp14">
+<w:document xmlns:wpc="http://schemas.microsoft.com/office/word/2010/wordprocessingCanvas" xmlns:cx="http://schemas.microsoft.com/office/drawing/2014/chartex" xmlns:cx1="http://schemas.microsoft.com/office/drawing/2015/9/8/chartex" xmlns:cx2="http://schemas.microsoft.com/office/drawing/2015/10/21/chartex" xmlns:cx3="http://schemas.microsoft.com/office/drawing/2016/5/9/chartex" xmlns:cx4="http://schemas.microsoft.com/office/drawing/2016/5/10/chartex" xmlns:cx5="http://schemas.microsoft.com/office/drawing/2016/5/11/chartex" xmlns:cx6="http://schemas.microsoft.com/office/drawing/2016/5/12/chartex" xmlns:cx7="http://schemas.microsoft.com/office/drawing/2016/5/13/chartex" xmlns:cx8="http://schemas.microsoft.com/office/drawing/2016/5/14/chartex" xmlns:mc="http://schemas.openxmlformats.org/markup-compatibility/2006" xmlns:aink="http://schemas.microsoft.com/office/drawing/2016/ink" xmlns:am3d="http://schemas.microsoft.com/office/drawing/2017/model3d" xmlns:o="urn:schemas-microsoft-com:office:office" xmlns:oel="http://schemas.microsoft.com/office/2019/extlst" xmlns:r="http://schemas.openxmlformats.org/officeDocument/2006/relationships" xmlns:m="http://schemas.openxmlformats.org/officeDocument/2006/math" xmlns:v="urn:schemas-microsoft-com:vml" xmlns:wp14="http://schemas.microsoft.com/office/word/2010/wordprocessingDrawing" xmlns:wp="http://schemas.openxmlformats.org/drawingml/2006/wordprocessingDrawing" xmlns:w10="urn:schemas-microsoft-com:office:word" xmlns:w="http://schemas.openxmlformats.org/wordprocessingml/2006/main" xmlns:w14="http://schemas.microsoft.com/office/word/2010/wordml" xmlns:w15="http://schemas.microsoft.com/office/word/2012/wordml" xmlns:w16cex="http://schemas.microsoft.com/office/word/2018/wordml/cex" xmlns:w16cid="http://schemas.microsoft.com/office/word/2016/wordml/cid" xmlns:w16="http://schemas.microsoft.com/office/word/2018/wordml" xmlns:w16du="http://schemas.microsoft.com/office/word/2023/wordml/word16du" xmlns:w16sdtdh="http://schemas.microsoft.com/office/word/2020/wordml/sdtdatahash" xmlns:w16se="http://schemas.microsoft.com/office/word/2015/wordml/symex" xmlns:wpg="http://schemas.microsoft.com/office/word/2010/wordprocessingGroup" xmlns:wpi="http://schemas.microsoft.com/office/word/2010/wordprocessingInk" xmlns:wne="http://schemas.microsoft.com/office/word/2006/wordml" xmlns:wps="http://schemas.microsoft.com/office/word/2010/wordprocessingShape" mc:Ignorable="w14 w15 w16se w16cid w16 w16cex w16sdtdh w16du wp14">
   <w:body>
     <w:p>
       <w:pPr>
-        <w:rPr>
-          <w:rFonts w:eastAsia="Times New Roman"/>
-          <w:kern w:val="0"/>
-          <w14:ligatures w14:val="none"/>
-        </w:rPr>
-      </w:pPr>
-      <w:r>
-        <w:rPr>
-          <w:rFonts w:eastAsia="Times New Roman"/>
-          <w:kern w:val="0"/>
-          <w14:ligatures w14:val="none"/>
+        <w:pStyle w:val="1"/>
+        <w:rPr>
+          <w:rFonts w:eastAsia="Times New Roman"/>
+        </w:rPr>
+      </w:pPr>
+      <w:r>
+        <w:rPr>
+          <w:rFonts w:eastAsia="Times New Roman"/>
         </w:rPr>
         <w:t>Как получить доступ на редактировани</w:t>
       </w:r>
       <w:r>
         <w:rPr>
           <w:rFonts w:eastAsia="Times New Roman"/>
-          <w:kern w:val="0"/>
-          <w14:ligatures w14:val="none"/>
         </w:rPr>
         <w:t>е</w:t>
       </w:r>
       <w:r>
         <w:rPr>
           <w:rFonts w:eastAsia="Times New Roman"/>
-          <w:kern w:val="0"/>
-          <w14:ligatures w14:val="none"/>
         </w:rPr>
         <w:t xml:space="preserve"> продукта в ЕК </w:t>
       </w:r>
@@ -38,8 +31,6 @@
       <w:r>
         <w:rPr>
           <w:rFonts w:eastAsia="Times New Roman"/>
-          <w:kern w:val="0"/>
-          <w14:ligatures w14:val="none"/>
         </w:rPr>
         <w:t>( в</w:t>
       </w:r>
@@ -47,10 +38,648 @@
       <w:r>
         <w:rPr>
           <w:rFonts w:eastAsia="Times New Roman"/>
-          <w:kern w:val="0"/>
-          <w14:ligatures w14:val="none"/>
-        </w:rPr>
-        <w:t xml:space="preserve"> том числе целей</w:t>
+        </w:rPr>
+        <w:t xml:space="preserve"> том числе целей) ?</w:t>
+      </w:r>
+    </w:p>
+    <w:p>
+      <w:pPr>
+        <w:rPr>
+          <w:rFonts w:eastAsia="Times New Roman"/>
+          <w:kern w:val="0"/>
+          <w14:ligatures w14:val="none"/>
+        </w:rPr>
+      </w:pPr>
+      <w:r>
+        <w:rPr>
+          <w:rFonts w:eastAsia="Times New Roman"/>
+          <w:kern w:val="0"/>
+          <w14:ligatures w14:val="none"/>
+        </w:rPr>
+        <w:t xml:space="preserve">Для получения доступа к редактированию объектов в Едином Каталоге необходимо получить роль Оператора или Администратора Единого Каталога. Для этого надо создать заявку в Друге по инструкции: https://confluence.sberbank.ru/download/attachments/7282468816/%D0%98%D0%BD%D1%81%D1%82%D1%80%D1%83%D0%BA%D1%86%D0%B8%D1%8F%20%D0%BF%D0%BE%20%D0%B7%D0%B0%D0%BA%D0%B0%D0%B7%D1%83%20%D1%80%D0%BE%D0%BB%D0%B5%D0%B9%20%D0%B4%D0%BB%D1%8F%20%D0%95%D0%9A%20%D0%B2%20%D0%94%D0%A0%D0%A3%D0%93%D0%B5_02_2024.pdf?version=1&amp;modificationDate=1707982824139&amp;api=v2 </w:t>
+      </w:r>
+    </w:p>
+    <w:p>
+      <w:pPr>
+        <w:rPr>
+          <w:rFonts w:eastAsia="Times New Roman"/>
+          <w:kern w:val="0"/>
+          <w14:ligatures w14:val="none"/>
+        </w:rPr>
+      </w:pPr>
+    </w:p>
+    <w:p>
+      <w:pPr>
+        <w:rPr>
+          <w:rFonts w:eastAsia="Times New Roman"/>
+          <w:kern w:val="0"/>
+          <w14:ligatures w14:val="none"/>
+        </w:rPr>
+      </w:pPr>
+    </w:p>
+    <w:p>
+      <w:pPr>
+        <w:pStyle w:val="1"/>
+        <w:rPr>
+          <w:rFonts w:eastAsia="Times New Roman"/>
+        </w:rPr>
+      </w:pPr>
+      <w:r>
+        <w:rPr>
+          <w:rFonts w:eastAsia="Times New Roman"/>
+        </w:rPr>
+        <w:t>До какого числа вносим метрики в ЕК?</w:t>
+      </w:r>
+    </w:p>
+    <w:p>
+      <w:pPr>
+        <w:rPr>
+          <w:rFonts w:eastAsia="Times New Roman"/>
+          <w:kern w:val="0"/>
+          <w14:ligatures w14:val="none"/>
+        </w:rPr>
+      </w:pPr>
+      <w:r>
+        <w:rPr>
+          <w:rFonts w:eastAsia="Times New Roman"/>
+          <w:kern w:val="0"/>
+          <w14:ligatures w14:val="none"/>
+        </w:rPr>
+        <w:t>Согласно график</w:t>
+      </w:r>
+      <w:r>
+        <w:rPr>
+          <w:rFonts w:eastAsia="Times New Roman"/>
+          <w:kern w:val="0"/>
+          <w14:ligatures w14:val="none"/>
+        </w:rPr>
+        <w:t>у</w:t>
+      </w:r>
+      <w:r>
+        <w:rPr>
+          <w:rFonts w:eastAsia="Times New Roman"/>
+          <w:kern w:val="0"/>
+          <w14:ligatures w14:val="none"/>
+        </w:rPr>
+        <w:t xml:space="preserve"> БП 2026 до 24 сентября необходимо внести в ЕК метрики с планами на 2026г</w:t>
+      </w:r>
+    </w:p>
+    <w:p>
+      <w:pPr>
+        <w:rPr>
+          <w:rFonts w:eastAsia="Times New Roman"/>
+          <w:kern w:val="0"/>
+          <w14:ligatures w14:val="none"/>
+        </w:rPr>
+      </w:pPr>
+    </w:p>
+    <w:p>
+      <w:pPr>
+        <w:rPr>
+          <w:rFonts w:eastAsia="Times New Roman"/>
+          <w:kern w:val="0"/>
+          <w14:ligatures w14:val="none"/>
+        </w:rPr>
+      </w:pPr>
+    </w:p>
+    <w:p>
+      <w:pPr>
+        <w:pStyle w:val="1"/>
+        <w:rPr>
+          <w:rFonts w:eastAsia="Times New Roman"/>
+        </w:rPr>
+      </w:pPr>
+      <w:r>
+        <w:rPr>
+          <w:rFonts w:eastAsia="Times New Roman"/>
+        </w:rPr>
+        <w:t>Куда из ЕК передаются метрики?</w:t>
+      </w:r>
+    </w:p>
+    <w:p>
+      <w:pPr>
+        <w:rPr>
+          <w:rFonts w:eastAsia="Times New Roman"/>
+          <w:kern w:val="0"/>
+          <w14:ligatures w14:val="none"/>
+        </w:rPr>
+      </w:pPr>
+      <w:r>
+        <w:rPr>
+          <w:rFonts w:eastAsia="Times New Roman"/>
+          <w:kern w:val="0"/>
+          <w14:ligatures w14:val="none"/>
+        </w:rPr>
+        <w:t>Из ЕК метрики каждые 2 часа передаются в МИ (заводим через ЕК, т.к. только там реализован Рекомендатель)</w:t>
+      </w:r>
+    </w:p>
+    <w:p>
+      <w:pPr>
+        <w:rPr>
+          <w:rFonts w:eastAsia="Times New Roman"/>
+          <w:kern w:val="0"/>
+          <w14:ligatures w14:val="none"/>
+        </w:rPr>
+      </w:pPr>
+    </w:p>
+    <w:p>
+      <w:pPr>
+        <w:rPr>
+          <w:rFonts w:eastAsia="Times New Roman"/>
+          <w:kern w:val="0"/>
+          <w14:ligatures w14:val="none"/>
+        </w:rPr>
+      </w:pPr>
+    </w:p>
+    <w:p>
+      <w:pPr>
+        <w:pStyle w:val="1"/>
+        <w:rPr>
+          <w:rFonts w:eastAsia="Times New Roman"/>
+        </w:rPr>
+      </w:pPr>
+      <w:r>
+        <w:rPr>
+          <w:rFonts w:eastAsia="Times New Roman"/>
+        </w:rPr>
+        <w:t>Что такое ЕК, как зайти в ЕК, создание цели, добавление веса к цели, добавление хештега к цели, добавление метрического КР, каскадирование цели другому сотруднику, удаление цели/КР/инициативы?</w:t>
+      </w:r>
+    </w:p>
+    <w:p>
+      <w:pPr>
+        <w:rPr>
+          <w:rFonts w:eastAsia="Times New Roman"/>
+          <w:kern w:val="0"/>
+          <w14:ligatures w14:val="none"/>
+        </w:rPr>
+      </w:pPr>
+      <w:r>
+        <w:rPr>
+          <w:rFonts w:eastAsia="Times New Roman"/>
+          <w:kern w:val="0"/>
+          <w14:ligatures w14:val="none"/>
+        </w:rPr>
+        <w:t>https://confluence.sberbank.ru/display/BSRESULT/Performance+Management</w:t>
+      </w:r>
+    </w:p>
+    <w:p>
+      <w:pPr>
+        <w:rPr>
+          <w:rFonts w:eastAsia="Times New Roman"/>
+          <w:kern w:val="0"/>
+          <w14:ligatures w14:val="none"/>
+        </w:rPr>
+      </w:pPr>
+    </w:p>
+    <w:p>
+      <w:pPr>
+        <w:rPr>
+          <w:rFonts w:eastAsia="Times New Roman"/>
+          <w:kern w:val="0"/>
+          <w14:ligatures w14:val="none"/>
+        </w:rPr>
+      </w:pPr>
+    </w:p>
+    <w:p>
+      <w:pPr>
+        <w:pStyle w:val="1"/>
+        <w:rPr>
+          <w:rFonts w:eastAsia="Times New Roman"/>
+        </w:rPr>
+      </w:pPr>
+      <w:r>
+        <w:rPr>
+          <w:rFonts w:eastAsia="Times New Roman"/>
+        </w:rPr>
+        <w:t>Когда ПГК?</w:t>
+      </w:r>
+    </w:p>
+    <w:p>
+      <w:pPr>
+        <w:rPr>
+          <w:rFonts w:eastAsia="Times New Roman"/>
+          <w:kern w:val="0"/>
+          <w14:ligatures w14:val="none"/>
+        </w:rPr>
+      </w:pPr>
+      <w:r>
+        <w:rPr>
+          <w:rFonts w:eastAsia="Times New Roman"/>
+          <w:kern w:val="0"/>
+          <w14:ligatures w14:val="none"/>
+        </w:rPr>
+        <w:t>Дата будет позже</w:t>
+      </w:r>
+    </w:p>
+    <w:p>
+      <w:pPr>
+        <w:rPr>
+          <w:rFonts w:eastAsia="Times New Roman"/>
+          <w:kern w:val="0"/>
+          <w14:ligatures w14:val="none"/>
+        </w:rPr>
+      </w:pPr>
+    </w:p>
+    <w:p>
+      <w:pPr>
+        <w:rPr>
+          <w:rFonts w:eastAsia="Times New Roman"/>
+          <w:kern w:val="0"/>
+          <w14:ligatures w14:val="none"/>
+        </w:rPr>
+      </w:pPr>
+    </w:p>
+    <w:p>
+      <w:pPr>
+        <w:pStyle w:val="1"/>
+        <w:rPr>
+          <w:rFonts w:eastAsia="Times New Roman"/>
+        </w:rPr>
+      </w:pPr>
+      <w:r>
+        <w:rPr>
+          <w:rFonts w:eastAsia="Times New Roman"/>
+        </w:rPr>
+        <w:t>Когда БП?</w:t>
+      </w:r>
+    </w:p>
+    <w:p>
+      <w:pPr>
+        <w:rPr>
+          <w:rFonts w:eastAsia="Times New Roman"/>
+          <w:kern w:val="0"/>
+          <w14:ligatures w14:val="none"/>
+        </w:rPr>
+      </w:pPr>
+      <w:r>
+        <w:rPr>
+          <w:rFonts w:eastAsia="Times New Roman"/>
+          <w:kern w:val="0"/>
+          <w14:ligatures w14:val="none"/>
+        </w:rPr>
+        <w:t>Дата будет позже</w:t>
+      </w:r>
+    </w:p>
+    <w:p>
+      <w:pPr>
+        <w:rPr>
+          <w:rFonts w:eastAsia="Times New Roman"/>
+          <w:kern w:val="0"/>
+          <w14:ligatures w14:val="none"/>
+        </w:rPr>
+      </w:pPr>
+    </w:p>
+    <w:p>
+      <w:pPr>
+        <w:rPr>
+          <w:rFonts w:eastAsia="Times New Roman"/>
+          <w:kern w:val="0"/>
+          <w14:ligatures w14:val="none"/>
+        </w:rPr>
+      </w:pPr>
+    </w:p>
+    <w:p>
+      <w:pPr>
+        <w:pStyle w:val="1"/>
+        <w:rPr>
+          <w:rFonts w:eastAsia="Times New Roman"/>
+        </w:rPr>
+      </w:pPr>
+      <w:r>
+        <w:rPr>
+          <w:rFonts w:eastAsia="Times New Roman"/>
+        </w:rPr>
+        <w:t xml:space="preserve">Когда в АС Пульс </w:t>
+      </w:r>
+      <w:proofErr w:type="spellStart"/>
+      <w:r>
+        <w:rPr>
+          <w:rFonts w:eastAsia="Times New Roman"/>
+        </w:rPr>
+        <w:t>каскадируются</w:t>
+      </w:r>
+      <w:proofErr w:type="spellEnd"/>
+      <w:r>
+        <w:rPr>
+          <w:rFonts w:eastAsia="Times New Roman"/>
+        </w:rPr>
+        <w:t xml:space="preserve"> цели?</w:t>
+      </w:r>
+    </w:p>
+    <w:p>
+      <w:pPr>
+        <w:rPr>
+          <w:rFonts w:eastAsia="Times New Roman"/>
+          <w:kern w:val="0"/>
+          <w14:ligatures w14:val="none"/>
+        </w:rPr>
+      </w:pPr>
+      <w:r>
+        <w:rPr>
+          <w:rFonts w:eastAsia="Times New Roman"/>
+          <w:kern w:val="0"/>
+          <w14:ligatures w14:val="none"/>
+        </w:rPr>
+        <w:t>Дата будет позже</w:t>
+      </w:r>
+    </w:p>
+    <w:p>
+      <w:pPr>
+        <w:rPr>
+          <w:rFonts w:eastAsia="Times New Roman"/>
+          <w:kern w:val="0"/>
+          <w14:ligatures w14:val="none"/>
+        </w:rPr>
+      </w:pPr>
+    </w:p>
+    <w:p>
+      <w:pPr>
+        <w:rPr>
+          <w:rFonts w:eastAsia="Times New Roman"/>
+          <w:kern w:val="0"/>
+          <w14:ligatures w14:val="none"/>
+        </w:rPr>
+      </w:pPr>
+    </w:p>
+    <w:p>
+      <w:pPr>
+        <w:pStyle w:val="1"/>
+        <w:rPr>
+          <w:rFonts w:eastAsia="Times New Roman"/>
+        </w:rPr>
+      </w:pPr>
+      <w:r>
+        <w:rPr>
+          <w:rFonts w:eastAsia="Times New Roman"/>
+        </w:rPr>
+        <w:t>Когда закрывается АС Пульс? До какого числа вносим план/факт?</w:t>
+      </w:r>
+    </w:p>
+    <w:p>
+      <w:pPr>
+        <w:rPr>
+          <w:rFonts w:eastAsia="Times New Roman"/>
+          <w:kern w:val="0"/>
+          <w14:ligatures w14:val="none"/>
+        </w:rPr>
+      </w:pPr>
+      <w:r>
+        <w:rPr>
+          <w:rFonts w:eastAsia="Times New Roman"/>
+          <w:kern w:val="0"/>
+          <w14:ligatures w14:val="none"/>
+        </w:rPr>
+        <w:t>Дата будет позже</w:t>
+      </w:r>
+    </w:p>
+    <w:p>
+      <w:pPr>
+        <w:rPr>
+          <w:rFonts w:eastAsia="Times New Roman"/>
+          <w:kern w:val="0"/>
+          <w14:ligatures w14:val="none"/>
+        </w:rPr>
+      </w:pPr>
+    </w:p>
+    <w:p>
+      <w:pPr>
+        <w:rPr>
+          <w:rFonts w:eastAsia="Times New Roman"/>
+          <w:kern w:val="0"/>
+          <w14:ligatures w14:val="none"/>
+        </w:rPr>
+      </w:pPr>
+    </w:p>
+    <w:p>
+      <w:pPr>
+        <w:pStyle w:val="1"/>
+        <w:rPr>
+          <w:rFonts w:eastAsia="Times New Roman"/>
+        </w:rPr>
+      </w:pPr>
+      <w:r>
+        <w:rPr>
+          <w:rFonts w:eastAsia="Times New Roman"/>
+        </w:rPr>
+        <w:t>Что необходимо для закрытия целей в АС Пульс?</w:t>
+      </w:r>
+    </w:p>
+    <w:p>
+      <w:pPr>
+        <w:rPr>
+          <w:rFonts w:eastAsia="Times New Roman"/>
+          <w:kern w:val="0"/>
+          <w14:ligatures w14:val="none"/>
+        </w:rPr>
+      </w:pPr>
+      <w:r>
+        <w:rPr>
+          <w:rFonts w:eastAsia="Times New Roman"/>
+          <w:kern w:val="0"/>
+          <w14:ligatures w14:val="none"/>
+        </w:rPr>
+        <w:t>актуализировать статус выполнения</w:t>
+      </w:r>
+    </w:p>
+    <w:p>
+      <w:pPr>
+        <w:rPr>
+          <w:rFonts w:eastAsia="Times New Roman"/>
+          <w:kern w:val="0"/>
+          <w14:ligatures w14:val="none"/>
+        </w:rPr>
+      </w:pPr>
+      <w:r>
+        <w:rPr>
+          <w:rFonts w:eastAsia="Times New Roman"/>
+          <w:kern w:val="0"/>
+          <w14:ligatures w14:val="none"/>
+        </w:rPr>
+        <w:t>должна быть хоть одна метрика</w:t>
+      </w:r>
+    </w:p>
+    <w:p>
+      <w:pPr>
+        <w:rPr>
+          <w:rFonts w:eastAsia="Times New Roman"/>
+          <w:kern w:val="0"/>
+          <w14:ligatures w14:val="none"/>
+        </w:rPr>
+      </w:pPr>
+      <w:r>
+        <w:rPr>
+          <w:rFonts w:eastAsia="Times New Roman"/>
+          <w:kern w:val="0"/>
+          <w14:ligatures w14:val="none"/>
+        </w:rPr>
+        <w:t>проставить план/факт</w:t>
+      </w:r>
+    </w:p>
+    <w:p>
+      <w:pPr>
+        <w:rPr>
+          <w:rFonts w:eastAsia="Times New Roman"/>
+          <w:kern w:val="0"/>
+          <w14:ligatures w14:val="none"/>
+        </w:rPr>
+      </w:pPr>
+      <w:r>
+        <w:rPr>
+          <w:rFonts w:eastAsia="Times New Roman"/>
+          <w:kern w:val="0"/>
+          <w14:ligatures w14:val="none"/>
+        </w:rPr>
+        <w:t>вес целей должен быть 100%</w:t>
+      </w:r>
+    </w:p>
+    <w:p>
+      <w:pPr>
+        <w:rPr>
+          <w:rFonts w:eastAsia="Times New Roman"/>
+          <w:kern w:val="0"/>
+          <w14:ligatures w14:val="none"/>
+        </w:rPr>
+      </w:pPr>
+    </w:p>
+    <w:p>
+      <w:pPr>
+        <w:rPr>
+          <w:rFonts w:eastAsia="Times New Roman"/>
+          <w:kern w:val="0"/>
+          <w14:ligatures w14:val="none"/>
+        </w:rPr>
+      </w:pPr>
+    </w:p>
+    <w:p>
+      <w:pPr>
+        <w:pStyle w:val="1"/>
+        <w:rPr>
+          <w:rFonts w:eastAsia="Times New Roman"/>
+        </w:rPr>
+      </w:pPr>
+      <w:r>
+        <w:rPr>
+          <w:rFonts w:eastAsia="Times New Roman"/>
+        </w:rPr>
+        <w:t>Как удалить карточку в АС Пульс (дубль, неактуальная)?</w:t>
+      </w:r>
+    </w:p>
+    <w:p>
+      <w:pPr>
+        <w:rPr>
+          <w:rFonts w:eastAsia="Times New Roman"/>
+          <w:kern w:val="0"/>
+          <w14:ligatures w14:val="none"/>
+        </w:rPr>
+      </w:pPr>
+      <w:r>
+        <w:rPr>
+          <w:rFonts w:eastAsia="Times New Roman"/>
+          <w:kern w:val="0"/>
+          <w14:ligatures w14:val="none"/>
+        </w:rPr>
+        <w:t>редактировать</w:t>
+      </w:r>
+    </w:p>
+    <w:p>
+      <w:pPr>
+        <w:rPr>
+          <w:rFonts w:eastAsia="Times New Roman"/>
+          <w:kern w:val="0"/>
+          <w14:ligatures w14:val="none"/>
+        </w:rPr>
+      </w:pPr>
+      <w:r>
+        <w:rPr>
+          <w:rFonts w:eastAsia="Times New Roman"/>
+          <w:kern w:val="0"/>
+          <w14:ligatures w14:val="none"/>
+        </w:rPr>
+        <w:t>удалить метрики и/или ключевые результаты</w:t>
+      </w:r>
+    </w:p>
+    <w:p>
+      <w:pPr>
+        <w:rPr>
+          <w:rFonts w:eastAsia="Times New Roman"/>
+          <w:kern w:val="0"/>
+          <w14:ligatures w14:val="none"/>
+        </w:rPr>
+      </w:pPr>
+      <w:r>
+        <w:rPr>
+          <w:rFonts w:eastAsia="Times New Roman"/>
+          <w:kern w:val="0"/>
+          <w14:ligatures w14:val="none"/>
+        </w:rPr>
+        <w:t>после удалить вес в квартале</w:t>
+      </w:r>
+    </w:p>
+    <w:p>
+      <w:pPr>
+        <w:rPr>
+          <w:rFonts w:eastAsia="Times New Roman"/>
+          <w:kern w:val="0"/>
+          <w14:ligatures w14:val="none"/>
+        </w:rPr>
+      </w:pPr>
+    </w:p>
+    <w:p>
+      <w:pPr>
+        <w:rPr>
+          <w:rFonts w:eastAsia="Times New Roman"/>
+          <w:kern w:val="0"/>
+          <w14:ligatures w14:val="none"/>
+        </w:rPr>
+      </w:pPr>
+    </w:p>
+    <w:p>
+      <w:pPr>
+        <w:pStyle w:val="1"/>
+        <w:rPr>
+          <w:rFonts w:eastAsia="Times New Roman"/>
+        </w:rPr>
+      </w:pPr>
+      <w:r>
+        <w:rPr>
+          <w:rFonts w:eastAsia="Times New Roman"/>
+        </w:rPr>
+        <w:t>Можно ли удалить цель из АС Пульс?</w:t>
+      </w:r>
+    </w:p>
+    <w:p>
+      <w:pPr>
+        <w:rPr>
+          <w:rFonts w:eastAsia="Times New Roman"/>
+          <w:kern w:val="0"/>
+          <w14:ligatures w14:val="none"/>
+        </w:rPr>
+      </w:pPr>
+      <w:r>
+        <w:rPr>
+          <w:rFonts w:eastAsia="Times New Roman"/>
+          <w:kern w:val="0"/>
+          <w14:ligatures w14:val="none"/>
+        </w:rPr>
+        <w:t xml:space="preserve">Если она уже «под замком», то необходимо воспользоваться #отмена или #перенос (перенести в </w:t>
+      </w:r>
+      <w:proofErr w:type="spellStart"/>
+      <w:r>
+        <w:rPr>
+          <w:rFonts w:eastAsia="Times New Roman"/>
+          <w:kern w:val="0"/>
+          <w14:ligatures w14:val="none"/>
+        </w:rPr>
+        <w:t>др</w:t>
+      </w:r>
+      <w:proofErr w:type="spellEnd"/>
+      <w:r>
+        <w:rPr>
+          <w:rFonts w:eastAsia="Times New Roman"/>
+          <w:kern w:val="0"/>
+          <w14:ligatures w14:val="none"/>
+        </w:rPr>
+        <w:t xml:space="preserve"> </w:t>
       </w:r>
       <w:proofErr w:type="gramStart"/>
       <w:r>
@@ -59,665 +688,79 @@
           <w:kern w:val="0"/>
           <w14:ligatures w14:val="none"/>
         </w:rPr>
-        <w:t>) ?</w:t>
+        <w:t>кв</w:t>
       </w:r>
       <w:proofErr w:type="gramEnd"/>
-    </w:p>
-    <w:p>
-      <w:pPr>
-        <w:rPr>
-          <w:rFonts w:eastAsia="Times New Roman"/>
-          <w:kern w:val="0"/>
-          <w14:ligatures w14:val="none"/>
-        </w:rPr>
-      </w:pPr>
-      <w:r>
-        <w:rPr>
-          <w:rFonts w:eastAsia="Times New Roman"/>
-          <w:kern w:val="0"/>
-          <w14:ligatures w14:val="none"/>
-        </w:rPr>
-        <w:t xml:space="preserve">Для получения доступа к редактированию объектов в Едином Каталоге необходимо получить роль Оператора или Администратора Единого Каталога. Для этого надо создать заявку в Друге по инструкции: https://confluence.sberbank.ru/download/attachments/7282468816/%D0%98%D0%BD%D1%81%D1%82%D1%80%D1%83%D0%BA%D1%86%D0%B8%D1%8F%20%D0%BF%D0%BE%20%D0%B7%D0%B0%D0%BA%D0%B0%D0%B7%D1%83%20%D1%80%D0%BE%D0%BB%D0%B5%D0%B9%20%D0%B4%D0%BB%D1%8F%20%D0%95%D0%9A%20%D0%B2%20%D0%94%D0%A0%D0%A3%D0%93%D0%B5_02_2024.pdf?version=1&amp;modificationDate=1707982824139&amp;api=v2 </w:t>
-      </w:r>
-    </w:p>
-    <w:p>
-      <w:pPr>
-        <w:rPr>
-          <w:rFonts w:eastAsia="Times New Roman"/>
-          <w:kern w:val="0"/>
-          <w14:ligatures w14:val="none"/>
-        </w:rPr>
-      </w:pPr>
-    </w:p>
-    <w:p>
-      <w:pPr>
-        <w:rPr>
-          <w:rFonts w:eastAsia="Times New Roman"/>
-          <w:kern w:val="0"/>
-          <w14:ligatures w14:val="none"/>
-        </w:rPr>
-      </w:pPr>
-    </w:p>
-    <w:p>
-      <w:pPr>
-        <w:rPr>
-          <w:rFonts w:eastAsia="Times New Roman"/>
-          <w:kern w:val="0"/>
-          <w14:ligatures w14:val="none"/>
-        </w:rPr>
-      </w:pPr>
-      <w:r>
-        <w:rPr>
-          <w:rFonts w:eastAsia="Times New Roman"/>
-          <w:kern w:val="0"/>
-          <w14:ligatures w14:val="none"/>
-        </w:rPr>
-        <w:t>До какого числа вносим метрики в ЕК?</w:t>
-      </w:r>
-    </w:p>
-    <w:p>
-      <w:pPr>
-        <w:rPr>
-          <w:rFonts w:eastAsia="Times New Roman"/>
-          <w:kern w:val="0"/>
-          <w14:ligatures w14:val="none"/>
-        </w:rPr>
-      </w:pPr>
-      <w:r>
-        <w:rPr>
-          <w:rFonts w:eastAsia="Times New Roman"/>
-          <w:kern w:val="0"/>
-          <w14:ligatures w14:val="none"/>
-        </w:rPr>
-        <w:t>Согласно график</w:t>
-      </w:r>
-      <w:r>
-        <w:rPr>
-          <w:rFonts w:eastAsia="Times New Roman"/>
-          <w:kern w:val="0"/>
-          <w14:ligatures w14:val="none"/>
-        </w:rPr>
-        <w:t>у</w:t>
-      </w:r>
-      <w:r>
-        <w:rPr>
-          <w:rFonts w:eastAsia="Times New Roman"/>
-          <w:kern w:val="0"/>
-          <w14:ligatures w14:val="none"/>
-        </w:rPr>
-        <w:t xml:space="preserve"> БП 2026 до 24 сентября необходимо внести в ЕК метрики с планами на 2026г</w:t>
-      </w:r>
-    </w:p>
-    <w:p>
-      <w:pPr>
-        <w:rPr>
-          <w:rFonts w:eastAsia="Times New Roman"/>
-          <w:kern w:val="0"/>
-          <w14:ligatures w14:val="none"/>
-        </w:rPr>
-      </w:pPr>
-    </w:p>
-    <w:p>
-      <w:pPr>
-        <w:rPr>
-          <w:rFonts w:eastAsia="Times New Roman"/>
-          <w:kern w:val="0"/>
-          <w14:ligatures w14:val="none"/>
-        </w:rPr>
-      </w:pPr>
-    </w:p>
-    <w:p>
-      <w:pPr>
-        <w:rPr>
-          <w:rFonts w:eastAsia="Times New Roman"/>
-          <w:kern w:val="0"/>
-          <w14:ligatures w14:val="none"/>
-        </w:rPr>
-      </w:pPr>
-      <w:r>
-        <w:rPr>
-          <w:rFonts w:eastAsia="Times New Roman"/>
-          <w:kern w:val="0"/>
-          <w14:ligatures w14:val="none"/>
-        </w:rPr>
-        <w:t>Куда из ЕК передаются метрики?</w:t>
-      </w:r>
-    </w:p>
-    <w:p>
-      <w:pPr>
-        <w:rPr>
-          <w:rFonts w:eastAsia="Times New Roman"/>
-          <w:kern w:val="0"/>
-          <w14:ligatures w14:val="none"/>
-        </w:rPr>
-      </w:pPr>
-      <w:r>
-        <w:rPr>
-          <w:rFonts w:eastAsia="Times New Roman"/>
-          <w:kern w:val="0"/>
-          <w14:ligatures w14:val="none"/>
-        </w:rPr>
-        <w:t>Из ЕК метрики каждые 2 часа передаются в МИ (заводим через ЕК, т.к. только там реализован Рекомендатель)</w:t>
-      </w:r>
-    </w:p>
-    <w:p>
-      <w:pPr>
-        <w:rPr>
-          <w:rFonts w:eastAsia="Times New Roman"/>
-          <w:kern w:val="0"/>
-          <w14:ligatures w14:val="none"/>
-        </w:rPr>
-      </w:pPr>
-    </w:p>
-    <w:p>
-      <w:pPr>
-        <w:rPr>
-          <w:rFonts w:eastAsia="Times New Roman"/>
-          <w:kern w:val="0"/>
-          <w14:ligatures w14:val="none"/>
-        </w:rPr>
-      </w:pPr>
-    </w:p>
-    <w:p>
-      <w:pPr>
-        <w:rPr>
-          <w:rFonts w:eastAsia="Times New Roman"/>
-          <w:kern w:val="0"/>
-          <w14:ligatures w14:val="none"/>
-        </w:rPr>
-      </w:pPr>
-      <w:r>
-        <w:rPr>
-          <w:rFonts w:eastAsia="Times New Roman"/>
-          <w:kern w:val="0"/>
-          <w14:ligatures w14:val="none"/>
-        </w:rPr>
-        <w:t>Что такое ЕК, как зайти в ЕК, создание цели, добавление веса к цели, добавление хештега к цели, добавление метрического КР, каскадирование цели другому сотруднику, удаление цели/КР/инициативы?</w:t>
-      </w:r>
-    </w:p>
-    <w:p>
-      <w:pPr>
-        <w:rPr>
-          <w:rFonts w:eastAsia="Times New Roman"/>
-          <w:kern w:val="0"/>
-          <w14:ligatures w14:val="none"/>
-        </w:rPr>
-      </w:pPr>
-      <w:r>
-        <w:rPr>
-          <w:rFonts w:eastAsia="Times New Roman"/>
-          <w:kern w:val="0"/>
-          <w14:ligatures w14:val="none"/>
-        </w:rPr>
-        <w:t>https://confluence.sberbank.ru/display/BSRESULT/Performance+Management</w:t>
-      </w:r>
-    </w:p>
-    <w:p>
-      <w:pPr>
-        <w:rPr>
-          <w:rFonts w:eastAsia="Times New Roman"/>
-          <w:kern w:val="0"/>
-          <w14:ligatures w14:val="none"/>
-        </w:rPr>
-      </w:pPr>
-    </w:p>
-    <w:p>
-      <w:pPr>
-        <w:rPr>
-          <w:rFonts w:eastAsia="Times New Roman"/>
-          <w:kern w:val="0"/>
-          <w14:ligatures w14:val="none"/>
-        </w:rPr>
-      </w:pPr>
-    </w:p>
-    <w:p>
-      <w:pPr>
-        <w:rPr>
-          <w:rFonts w:eastAsia="Times New Roman"/>
-          <w:kern w:val="0"/>
-          <w14:ligatures w14:val="none"/>
-        </w:rPr>
-      </w:pPr>
-      <w:r>
-        <w:rPr>
-          <w:rFonts w:eastAsia="Times New Roman"/>
-          <w:kern w:val="0"/>
-          <w14:ligatures w14:val="none"/>
-        </w:rPr>
-        <w:t>Когда ПГК?</w:t>
-      </w:r>
-    </w:p>
-    <w:p>
-      <w:pPr>
-        <w:rPr>
-          <w:rFonts w:eastAsia="Times New Roman"/>
-          <w:kern w:val="0"/>
-          <w14:ligatures w14:val="none"/>
-        </w:rPr>
-      </w:pPr>
-      <w:r>
-        <w:rPr>
-          <w:rFonts w:eastAsia="Times New Roman"/>
-          <w:kern w:val="0"/>
-          <w14:ligatures w14:val="none"/>
-        </w:rPr>
-        <w:t>Дата будет позже</w:t>
-      </w:r>
-    </w:p>
-    <w:p>
-      <w:pPr>
-        <w:rPr>
-          <w:rFonts w:eastAsia="Times New Roman"/>
-          <w:kern w:val="0"/>
-          <w14:ligatures w14:val="none"/>
-        </w:rPr>
-      </w:pPr>
-    </w:p>
-    <w:p>
-      <w:pPr>
-        <w:rPr>
-          <w:rFonts w:eastAsia="Times New Roman"/>
-          <w:kern w:val="0"/>
-          <w14:ligatures w14:val="none"/>
-        </w:rPr>
-      </w:pPr>
-    </w:p>
-    <w:p>
-      <w:pPr>
-        <w:rPr>
-          <w:rFonts w:eastAsia="Times New Roman"/>
-          <w:kern w:val="0"/>
-          <w14:ligatures w14:val="none"/>
-        </w:rPr>
-      </w:pPr>
-      <w:r>
-        <w:rPr>
-          <w:rFonts w:eastAsia="Times New Roman"/>
-          <w:kern w:val="0"/>
-          <w14:ligatures w14:val="none"/>
-        </w:rPr>
-        <w:t>Когда БП?</w:t>
-      </w:r>
-    </w:p>
-    <w:p>
-      <w:pPr>
-        <w:rPr>
-          <w:rFonts w:eastAsia="Times New Roman"/>
-          <w:kern w:val="0"/>
-          <w14:ligatures w14:val="none"/>
-        </w:rPr>
-      </w:pPr>
-      <w:r>
-        <w:rPr>
-          <w:rFonts w:eastAsia="Times New Roman"/>
-          <w:kern w:val="0"/>
-          <w14:ligatures w14:val="none"/>
-        </w:rPr>
-        <w:lastRenderedPageBreak/>
-        <w:t>Дата будет позже</w:t>
-      </w:r>
-    </w:p>
-    <w:p>
-      <w:pPr>
-        <w:rPr>
-          <w:rFonts w:eastAsia="Times New Roman"/>
-          <w:kern w:val="0"/>
-          <w14:ligatures w14:val="none"/>
-        </w:rPr>
-      </w:pPr>
-    </w:p>
-    <w:p>
-      <w:pPr>
-        <w:rPr>
-          <w:rFonts w:eastAsia="Times New Roman"/>
-          <w:kern w:val="0"/>
-          <w14:ligatures w14:val="none"/>
-        </w:rPr>
-      </w:pPr>
-    </w:p>
-    <w:p>
-      <w:pPr>
-        <w:rPr>
-          <w:rFonts w:eastAsia="Times New Roman"/>
-          <w:kern w:val="0"/>
-          <w14:ligatures w14:val="none"/>
-        </w:rPr>
-      </w:pPr>
-      <w:r>
-        <w:rPr>
-          <w:rFonts w:eastAsia="Times New Roman"/>
-          <w:kern w:val="0"/>
-          <w14:ligatures w14:val="none"/>
-        </w:rPr>
-        <w:t xml:space="preserve">Когда в АС Пульс </w:t>
+      <w:r>
+        <w:rPr>
+          <w:rFonts w:eastAsia="Times New Roman"/>
+          <w:kern w:val="0"/>
+          <w14:ligatures w14:val="none"/>
+        </w:rPr>
+        <w:t xml:space="preserve"> где она будет выполнена)</w:t>
+      </w:r>
+    </w:p>
+    <w:p>
+      <w:pPr>
+        <w:rPr>
+          <w:rFonts w:eastAsia="Times New Roman"/>
+          <w:kern w:val="0"/>
+          <w14:ligatures w14:val="none"/>
+        </w:rPr>
+      </w:pPr>
+    </w:p>
+    <w:p>
+      <w:pPr>
+        <w:rPr>
+          <w:rFonts w:eastAsia="Times New Roman"/>
+          <w:kern w:val="0"/>
+          <w14:ligatures w14:val="none"/>
+        </w:rPr>
+      </w:pPr>
+    </w:p>
+    <w:p>
+      <w:pPr>
+        <w:pStyle w:val="1"/>
+        <w:rPr>
+          <w:rFonts w:eastAsia="Times New Roman"/>
+        </w:rPr>
+      </w:pPr>
+      <w:r>
+        <w:rPr>
+          <w:rFonts w:eastAsia="Times New Roman"/>
+        </w:rPr>
+        <w:t>Почему цели, которые есть в Пульсе (</w:t>
       </w:r>
       <w:proofErr w:type="spellStart"/>
       <w:r>
         <w:rPr>
           <w:rFonts w:eastAsia="Times New Roman"/>
-          <w:kern w:val="0"/>
-          <w14:ligatures w14:val="none"/>
-        </w:rPr>
-        <w:t>каскадируются</w:t>
+        </w:rPr>
+        <w:t>каскадированные</w:t>
       </w:r>
       <w:proofErr w:type="spellEnd"/>
       <w:r>
         <w:rPr>
           <w:rFonts w:eastAsia="Times New Roman"/>
-          <w:kern w:val="0"/>
-          <w14:ligatures w14:val="none"/>
-        </w:rPr>
-        <w:t xml:space="preserve"> цели?</w:t>
-      </w:r>
-    </w:p>
-    <w:p>
-      <w:pPr>
-        <w:rPr>
-          <w:rFonts w:eastAsia="Times New Roman"/>
-          <w:kern w:val="0"/>
-          <w14:ligatures w14:val="none"/>
-        </w:rPr>
-      </w:pPr>
-      <w:r>
-        <w:rPr>
-          <w:rFonts w:eastAsia="Times New Roman"/>
-          <w:kern w:val="0"/>
-          <w14:ligatures w14:val="none"/>
-        </w:rPr>
-        <w:t>Дата будет позже</w:t>
-      </w:r>
-    </w:p>
-    <w:p>
-      <w:pPr>
-        <w:rPr>
-          <w:rFonts w:eastAsia="Times New Roman"/>
-          <w:kern w:val="0"/>
-          <w14:ligatures w14:val="none"/>
-        </w:rPr>
-      </w:pPr>
-    </w:p>
-    <w:p>
-      <w:pPr>
-        <w:rPr>
-          <w:rFonts w:eastAsia="Times New Roman"/>
-          <w:kern w:val="0"/>
-          <w14:ligatures w14:val="none"/>
-        </w:rPr>
-      </w:pPr>
-    </w:p>
-    <w:p>
-      <w:pPr>
-        <w:rPr>
-          <w:rFonts w:eastAsia="Times New Roman"/>
-          <w:kern w:val="0"/>
-          <w14:ligatures w14:val="none"/>
-        </w:rPr>
-      </w:pPr>
-      <w:r>
-        <w:rPr>
-          <w:rFonts w:eastAsia="Times New Roman"/>
-          <w:kern w:val="0"/>
-          <w14:ligatures w14:val="none"/>
-        </w:rPr>
-        <w:t>Когда закрывается АС Пульс? До какого числа вносим план/факт?</w:t>
-      </w:r>
-    </w:p>
-    <w:p>
-      <w:pPr>
-        <w:rPr>
-          <w:rFonts w:eastAsia="Times New Roman"/>
-          <w:kern w:val="0"/>
-          <w14:ligatures w14:val="none"/>
-        </w:rPr>
-      </w:pPr>
-      <w:r>
-        <w:rPr>
-          <w:rFonts w:eastAsia="Times New Roman"/>
-          <w:kern w:val="0"/>
-          <w14:ligatures w14:val="none"/>
-        </w:rPr>
-        <w:t>Дата будет позже</w:t>
-      </w:r>
-    </w:p>
-    <w:p>
-      <w:pPr>
-        <w:rPr>
-          <w:rFonts w:eastAsia="Times New Roman"/>
-          <w:kern w:val="0"/>
-          <w14:ligatures w14:val="none"/>
-        </w:rPr>
-      </w:pPr>
-    </w:p>
-    <w:p>
-      <w:pPr>
-        <w:rPr>
-          <w:rFonts w:eastAsia="Times New Roman"/>
-          <w:kern w:val="0"/>
-          <w14:ligatures w14:val="none"/>
-        </w:rPr>
-      </w:pPr>
-    </w:p>
-    <w:p>
-      <w:pPr>
-        <w:rPr>
-          <w:rFonts w:eastAsia="Times New Roman"/>
-          <w:kern w:val="0"/>
-          <w14:ligatures w14:val="none"/>
-        </w:rPr>
-      </w:pPr>
-      <w:r>
-        <w:rPr>
-          <w:rFonts w:eastAsia="Times New Roman"/>
-          <w:kern w:val="0"/>
-          <w14:ligatures w14:val="none"/>
-        </w:rPr>
-        <w:t>Что необходимо для закрытия целей в АС Пульс?</w:t>
-      </w:r>
-    </w:p>
-    <w:p>
-      <w:pPr>
-        <w:rPr>
-          <w:rFonts w:eastAsia="Times New Roman"/>
-          <w:kern w:val="0"/>
-          <w14:ligatures w14:val="none"/>
-        </w:rPr>
-      </w:pPr>
-      <w:r>
-        <w:rPr>
-          <w:rFonts w:eastAsia="Times New Roman"/>
-          <w:kern w:val="0"/>
-          <w14:ligatures w14:val="none"/>
-        </w:rPr>
-        <w:t>актуализировать статус выполнения</w:t>
-      </w:r>
-    </w:p>
-    <w:p>
-      <w:pPr>
-        <w:rPr>
-          <w:rFonts w:eastAsia="Times New Roman"/>
-          <w:kern w:val="0"/>
-          <w14:ligatures w14:val="none"/>
-        </w:rPr>
-      </w:pPr>
-      <w:r>
-        <w:rPr>
-          <w:rFonts w:eastAsia="Times New Roman"/>
-          <w:kern w:val="0"/>
-          <w14:ligatures w14:val="none"/>
-        </w:rPr>
-        <w:t>должна быть хоть одна метрика</w:t>
-      </w:r>
-    </w:p>
-    <w:p>
-      <w:pPr>
-        <w:rPr>
-          <w:rFonts w:eastAsia="Times New Roman"/>
-          <w:kern w:val="0"/>
-          <w14:ligatures w14:val="none"/>
-        </w:rPr>
-      </w:pPr>
-      <w:r>
-        <w:rPr>
-          <w:rFonts w:eastAsia="Times New Roman"/>
-          <w:kern w:val="0"/>
-          <w14:ligatures w14:val="none"/>
-        </w:rPr>
-        <w:t>проставить план/факт</w:t>
-      </w:r>
-    </w:p>
-    <w:p>
-      <w:pPr>
-        <w:rPr>
-          <w:rFonts w:eastAsia="Times New Roman"/>
-          <w:kern w:val="0"/>
-          <w14:ligatures w14:val="none"/>
-        </w:rPr>
-      </w:pPr>
-      <w:r>
-        <w:rPr>
-          <w:rFonts w:eastAsia="Times New Roman"/>
-          <w:kern w:val="0"/>
-          <w14:ligatures w14:val="none"/>
-        </w:rPr>
-        <w:t>вес целей должен быть 100%</w:t>
-      </w:r>
-    </w:p>
-    <w:p>
-      <w:pPr>
-        <w:rPr>
-          <w:rFonts w:eastAsia="Times New Roman"/>
-          <w:kern w:val="0"/>
-          <w14:ligatures w14:val="none"/>
-        </w:rPr>
-      </w:pPr>
-    </w:p>
-    <w:p>
-      <w:pPr>
-        <w:rPr>
-          <w:rFonts w:eastAsia="Times New Roman"/>
-          <w:kern w:val="0"/>
-          <w14:ligatures w14:val="none"/>
-        </w:rPr>
-      </w:pPr>
-    </w:p>
-    <w:p>
-      <w:pPr>
-        <w:rPr>
-          <w:rFonts w:eastAsia="Times New Roman"/>
-          <w:kern w:val="0"/>
-          <w14:ligatures w14:val="none"/>
-        </w:rPr>
-      </w:pPr>
-      <w:r>
-        <w:rPr>
-          <w:rFonts w:eastAsia="Times New Roman"/>
-          <w:kern w:val="0"/>
-          <w14:ligatures w14:val="none"/>
-        </w:rPr>
-        <w:t>Как удалить карточку в АС Пульс (дубль, неактуальная)?</w:t>
-      </w:r>
-    </w:p>
-    <w:p>
-      <w:pPr>
-        <w:rPr>
-          <w:rFonts w:eastAsia="Times New Roman"/>
-          <w:kern w:val="0"/>
-          <w14:ligatures w14:val="none"/>
-        </w:rPr>
-      </w:pPr>
-      <w:r>
-        <w:rPr>
-          <w:rFonts w:eastAsia="Times New Roman"/>
-          <w:kern w:val="0"/>
-          <w14:ligatures w14:val="none"/>
-        </w:rPr>
-        <w:t>редактировать</w:t>
-      </w:r>
-    </w:p>
-    <w:p>
-      <w:pPr>
-        <w:rPr>
-          <w:rFonts w:eastAsia="Times New Roman"/>
-          <w:kern w:val="0"/>
-          <w14:ligatures w14:val="none"/>
-        </w:rPr>
-      </w:pPr>
-      <w:r>
-        <w:rPr>
-          <w:rFonts w:eastAsia="Times New Roman"/>
-          <w:kern w:val="0"/>
-          <w14:ligatures w14:val="none"/>
-        </w:rPr>
-        <w:t>удалить метрики и/или ключевые результаты</w:t>
-      </w:r>
-    </w:p>
-    <w:p>
-      <w:pPr>
-        <w:rPr>
-          <w:rFonts w:eastAsia="Times New Roman"/>
-          <w:kern w:val="0"/>
-          <w14:ligatures w14:val="none"/>
-        </w:rPr>
-      </w:pPr>
-      <w:r>
-        <w:rPr>
-          <w:rFonts w:eastAsia="Times New Roman"/>
-          <w:kern w:val="0"/>
-          <w14:ligatures w14:val="none"/>
-        </w:rPr>
-        <w:t>после удалить вес в квартале</w:t>
-      </w:r>
-    </w:p>
-    <w:p>
-      <w:pPr>
-        <w:rPr>
-          <w:rFonts w:eastAsia="Times New Roman"/>
-          <w:kern w:val="0"/>
-          <w14:ligatures w14:val="none"/>
-        </w:rPr>
-      </w:pPr>
-    </w:p>
-    <w:p>
-      <w:pPr>
-        <w:rPr>
-          <w:rFonts w:eastAsia="Times New Roman"/>
-          <w:kern w:val="0"/>
-          <w14:ligatures w14:val="none"/>
-        </w:rPr>
-      </w:pPr>
-    </w:p>
-    <w:p>
-      <w:pPr>
-        <w:rPr>
-          <w:rFonts w:eastAsia="Times New Roman"/>
-          <w:kern w:val="0"/>
-          <w14:ligatures w14:val="none"/>
-        </w:rPr>
-      </w:pPr>
-      <w:r>
-        <w:rPr>
-          <w:rFonts w:eastAsia="Times New Roman"/>
-          <w:kern w:val="0"/>
-          <w14:ligatures w14:val="none"/>
-        </w:rPr>
-        <w:t>Можно ли удалить цель из АС Пульс?</w:t>
-      </w:r>
-    </w:p>
-    <w:p>
-      <w:pPr>
-        <w:rPr>
-          <w:rFonts w:eastAsia="Times New Roman"/>
-          <w:kern w:val="0"/>
-          <w14:ligatures w14:val="none"/>
-        </w:rPr>
-      </w:pPr>
-      <w:r>
-        <w:rPr>
-          <w:rFonts w:eastAsia="Times New Roman"/>
-          <w:kern w:val="0"/>
-          <w14:ligatures w14:val="none"/>
-        </w:rPr>
-        <w:t xml:space="preserve">Если она уже «под замком», то необходимо воспользоваться #отмена или #перенос (перенести в </w:t>
+        </w:rPr>
+        <w:t>) не пролились на ДБ?</w:t>
+      </w:r>
+    </w:p>
+    <w:p>
+      <w:pPr>
+        <w:rPr>
+          <w:rFonts w:eastAsia="Times New Roman"/>
+          <w:kern w:val="0"/>
+          <w14:ligatures w14:val="none"/>
+        </w:rPr>
+      </w:pPr>
+      <w:r>
+        <w:rPr>
+          <w:rFonts w:eastAsia="Times New Roman"/>
+          <w:kern w:val="0"/>
+          <w14:ligatures w14:val="none"/>
+        </w:rPr>
+        <w:t xml:space="preserve">Цель заведена в карточке с тегом </w:t>
       </w:r>
       <w:proofErr w:type="spellStart"/>
       <w:r>
@@ -726,7 +769,7 @@
           <w:kern w:val="0"/>
           <w14:ligatures w14:val="none"/>
         </w:rPr>
-        <w:t>др</w:t>
+        <w:t>nojira</w:t>
       </w:r>
       <w:proofErr w:type="spellEnd"/>
       <w:r>
@@ -735,61 +778,56 @@
           <w:kern w:val="0"/>
           <w14:ligatures w14:val="none"/>
         </w:rPr>
-        <w:t xml:space="preserve"> </w:t>
-      </w:r>
-      <w:proofErr w:type="gramStart"/>
-      <w:r>
-        <w:rPr>
-          <w:rFonts w:eastAsia="Times New Roman"/>
-          <w:kern w:val="0"/>
-          <w14:ligatures w14:val="none"/>
-        </w:rPr>
-        <w:t>кв</w:t>
-      </w:r>
-      <w:proofErr w:type="gramEnd"/>
-      <w:r>
-        <w:rPr>
-          <w:rFonts w:eastAsia="Times New Roman"/>
-          <w:kern w:val="0"/>
-          <w14:ligatures w14:val="none"/>
-        </w:rPr>
-        <w:t xml:space="preserve"> где она будет выполнена)</w:t>
-      </w:r>
-    </w:p>
-    <w:p>
-      <w:pPr>
-        <w:rPr>
-          <w:rFonts w:eastAsia="Times New Roman"/>
-          <w:kern w:val="0"/>
-          <w14:ligatures w14:val="none"/>
-        </w:rPr>
-      </w:pPr>
-    </w:p>
-    <w:p>
-      <w:pPr>
-        <w:rPr>
-          <w:rFonts w:eastAsia="Times New Roman"/>
-          <w:kern w:val="0"/>
-          <w14:ligatures w14:val="none"/>
-        </w:rPr>
-      </w:pPr>
-    </w:p>
-    <w:p>
-      <w:pPr>
-        <w:rPr>
-          <w:rFonts w:eastAsia="Times New Roman"/>
-          <w:kern w:val="0"/>
-          <w14:ligatures w14:val="none"/>
-        </w:rPr>
-      </w:pPr>
-      <w:r>
-        <w:rPr>
-          <w:rFonts w:eastAsia="Times New Roman"/>
-          <w:kern w:val="0"/>
-          <w14:ligatures w14:val="none"/>
-        </w:rPr>
-        <w:lastRenderedPageBreak/>
-        <w:t>Почему цели, которые есть в Пульсе (</w:t>
+        <w:t>, поэтому такая цель на ДБ не попадет</w:t>
+      </w:r>
+    </w:p>
+    <w:p>
+      <w:pPr>
+        <w:rPr>
+          <w:rFonts w:eastAsia="Times New Roman"/>
+          <w:kern w:val="0"/>
+          <w14:ligatures w14:val="none"/>
+        </w:rPr>
+      </w:pPr>
+    </w:p>
+    <w:p>
+      <w:pPr>
+        <w:rPr>
+          <w:rFonts w:eastAsia="Times New Roman"/>
+          <w:kern w:val="0"/>
+          <w14:ligatures w14:val="none"/>
+        </w:rPr>
+      </w:pPr>
+    </w:p>
+    <w:p>
+      <w:pPr>
+        <w:pStyle w:val="1"/>
+        <w:rPr>
+          <w:rFonts w:eastAsia="Times New Roman"/>
+        </w:rPr>
+      </w:pPr>
+      <w:r>
+        <w:rPr>
+          <w:rFonts w:eastAsia="Times New Roman"/>
+        </w:rPr>
+        <w:t>Где найти инструкцию по заведению кросс-целей, срок согласования кросс-целей со смежниками?</w:t>
+      </w:r>
+    </w:p>
+    <w:p>
+      <w:pPr>
+        <w:rPr>
+          <w:rFonts w:eastAsia="Times New Roman"/>
+          <w:kern w:val="0"/>
+          <w14:ligatures w14:val="none"/>
+        </w:rPr>
+      </w:pPr>
+      <w:r>
+        <w:rPr>
+          <w:rFonts w:eastAsia="Times New Roman"/>
+          <w:kern w:val="0"/>
+          <w14:ligatures w14:val="none"/>
+        </w:rPr>
+        <w:t xml:space="preserve">Свою кросс-цель вы найдете в </w:t>
       </w:r>
       <w:proofErr w:type="spellStart"/>
       <w:r>
@@ -798,7 +836,7 @@
           <w:kern w:val="0"/>
           <w14:ligatures w14:val="none"/>
         </w:rPr>
-        <w:t>каскадированные</w:t>
+        <w:t>бэклоге</w:t>
       </w:r>
       <w:proofErr w:type="spellEnd"/>
       <w:r>
@@ -807,163 +845,51 @@
           <w:kern w:val="0"/>
           <w14:ligatures w14:val="none"/>
         </w:rPr>
-        <w:t>) не пролились на ДБ?</w:t>
-      </w:r>
-    </w:p>
-    <w:p>
-      <w:pPr>
-        <w:rPr>
-          <w:rFonts w:eastAsia="Times New Roman"/>
-          <w:kern w:val="0"/>
-          <w14:ligatures w14:val="none"/>
-        </w:rPr>
-      </w:pPr>
-      <w:r>
-        <w:rPr>
-          <w:rFonts w:eastAsia="Times New Roman"/>
-          <w:kern w:val="0"/>
-          <w14:ligatures w14:val="none"/>
-        </w:rPr>
-        <w:t xml:space="preserve">Цель заведена в карточке с тегом </w:t>
+        <w:t xml:space="preserve"> кросс-целей Core Banking: https://jira.sberbank.ru/secure/StructureBoard.jspa?s=33290.</w:t>
+      </w:r>
+    </w:p>
+    <w:p>
+      <w:pPr>
+        <w:rPr>
+          <w:rFonts w:eastAsia="Times New Roman"/>
+          <w:kern w:val="0"/>
+          <w14:ligatures w14:val="none"/>
+        </w:rPr>
+      </w:pPr>
+    </w:p>
+    <w:p>
+      <w:pPr>
+        <w:rPr>
+          <w:rFonts w:eastAsia="Times New Roman"/>
+          <w:kern w:val="0"/>
+          <w14:ligatures w14:val="none"/>
+        </w:rPr>
+      </w:pPr>
+    </w:p>
+    <w:p>
+      <w:pPr>
+        <w:pStyle w:val="1"/>
+        <w:rPr>
+          <w:rFonts w:eastAsia="Times New Roman"/>
+        </w:rPr>
+      </w:pPr>
+      <w:r>
+        <w:rPr>
+          <w:rFonts w:eastAsia="Times New Roman"/>
+        </w:rPr>
+        <w:t xml:space="preserve">Что делать если другие </w:t>
       </w:r>
       <w:proofErr w:type="spellStart"/>
       <w:r>
         <w:rPr>
           <w:rFonts w:eastAsia="Times New Roman"/>
-          <w:kern w:val="0"/>
-          <w14:ligatures w14:val="none"/>
-        </w:rPr>
-        <w:t>nojira</w:t>
+        </w:rPr>
+        <w:t>трайбы</w:t>
       </w:r>
       <w:proofErr w:type="spellEnd"/>
       <w:r>
         <w:rPr>
           <w:rFonts w:eastAsia="Times New Roman"/>
-          <w:kern w:val="0"/>
-          <w14:ligatures w14:val="none"/>
-        </w:rPr>
-        <w:t>, поэтому такая цель на ДБ не попадет</w:t>
-      </w:r>
-    </w:p>
-    <w:p>
-      <w:pPr>
-        <w:rPr>
-          <w:rFonts w:eastAsia="Times New Roman"/>
-          <w:kern w:val="0"/>
-          <w14:ligatures w14:val="none"/>
-        </w:rPr>
-      </w:pPr>
-    </w:p>
-    <w:p>
-      <w:pPr>
-        <w:rPr>
-          <w:rFonts w:eastAsia="Times New Roman"/>
-          <w:kern w:val="0"/>
-          <w14:ligatures w14:val="none"/>
-        </w:rPr>
-      </w:pPr>
-    </w:p>
-    <w:p>
-      <w:pPr>
-        <w:rPr>
-          <w:rFonts w:eastAsia="Times New Roman"/>
-          <w:kern w:val="0"/>
-          <w14:ligatures w14:val="none"/>
-        </w:rPr>
-      </w:pPr>
-      <w:r>
-        <w:rPr>
-          <w:rFonts w:eastAsia="Times New Roman"/>
-          <w:kern w:val="0"/>
-          <w14:ligatures w14:val="none"/>
-        </w:rPr>
-        <w:t>Где найти инструкцию по заведению кросс-целей, срок согласования кросс-целей со смежниками?</w:t>
-      </w:r>
-    </w:p>
-    <w:p>
-      <w:pPr>
-        <w:rPr>
-          <w:rFonts w:eastAsia="Times New Roman"/>
-          <w:kern w:val="0"/>
-          <w14:ligatures w14:val="none"/>
-        </w:rPr>
-      </w:pPr>
-      <w:r>
-        <w:rPr>
-          <w:rFonts w:eastAsia="Times New Roman"/>
-          <w:kern w:val="0"/>
-          <w14:ligatures w14:val="none"/>
-        </w:rPr>
-        <w:t xml:space="preserve">Свою кросс-цель вы найдете в </w:t>
-      </w:r>
-      <w:proofErr w:type="spellStart"/>
-      <w:r>
-        <w:rPr>
-          <w:rFonts w:eastAsia="Times New Roman"/>
-          <w:kern w:val="0"/>
-          <w14:ligatures w14:val="none"/>
-        </w:rPr>
-        <w:t>бэклоге</w:t>
-      </w:r>
-      <w:proofErr w:type="spellEnd"/>
-      <w:r>
-        <w:rPr>
-          <w:rFonts w:eastAsia="Times New Roman"/>
-          <w:kern w:val="0"/>
-          <w14:ligatures w14:val="none"/>
-        </w:rPr>
-        <w:t xml:space="preserve"> кросс-целей Core Banking: https://jira.sberbank.ru/secure/StructureBoard.jspa?s=33290.</w:t>
-      </w:r>
-    </w:p>
-    <w:p>
-      <w:pPr>
-        <w:rPr>
-          <w:rFonts w:eastAsia="Times New Roman"/>
-          <w:kern w:val="0"/>
-          <w14:ligatures w14:val="none"/>
-        </w:rPr>
-      </w:pPr>
-    </w:p>
-    <w:p>
-      <w:pPr>
-        <w:rPr>
-          <w:rFonts w:eastAsia="Times New Roman"/>
-          <w:kern w:val="0"/>
-          <w14:ligatures w14:val="none"/>
-        </w:rPr>
-      </w:pPr>
-    </w:p>
-    <w:p>
-      <w:pPr>
-        <w:rPr>
-          <w:rFonts w:eastAsia="Times New Roman"/>
-          <w:kern w:val="0"/>
-          <w14:ligatures w14:val="none"/>
-        </w:rPr>
-      </w:pPr>
-      <w:r>
-        <w:rPr>
-          <w:rFonts w:eastAsia="Times New Roman"/>
-          <w:kern w:val="0"/>
-          <w14:ligatures w14:val="none"/>
-        </w:rPr>
-        <w:t xml:space="preserve">Что делать если другие </w:t>
-      </w:r>
-      <w:proofErr w:type="spellStart"/>
-      <w:r>
-        <w:rPr>
-          <w:rFonts w:eastAsia="Times New Roman"/>
-          <w:kern w:val="0"/>
-          <w14:ligatures w14:val="none"/>
-        </w:rPr>
-        <w:t>трайбы</w:t>
-      </w:r>
-      <w:proofErr w:type="spellEnd"/>
-      <w:r>
-        <w:rPr>
-          <w:rFonts w:eastAsia="Times New Roman"/>
-          <w:kern w:val="0"/>
-          <w14:ligatures w14:val="none"/>
         </w:rPr>
         <w:t xml:space="preserve"> В2С предлагают рассмотреть кросс-цели?</w:t>
       </w:r>
@@ -1037,17 +963,14 @@
     </w:p>
     <w:p>
       <w:pPr>
-        <w:rPr>
-          <w:rFonts w:eastAsia="Times New Roman"/>
-          <w:kern w:val="0"/>
-          <w14:ligatures w14:val="none"/>
-        </w:rPr>
-      </w:pPr>
-      <w:r>
-        <w:rPr>
-          <w:rFonts w:eastAsia="Times New Roman"/>
-          <w:kern w:val="0"/>
-          <w14:ligatures w14:val="none"/>
+        <w:pStyle w:val="1"/>
+        <w:rPr>
+          <w:rFonts w:eastAsia="Times New Roman"/>
+        </w:rPr>
+      </w:pPr>
+      <w:r>
+        <w:rPr>
+          <w:rFonts w:eastAsia="Times New Roman"/>
         </w:rPr>
         <w:t xml:space="preserve">Какие сроки подачи заявки на кросс-цели в </w:t>
       </w:r>
@@ -1055,8 +978,6 @@
       <w:r>
         <w:rPr>
           <w:rFonts w:eastAsia="Times New Roman"/>
-          <w:kern w:val="0"/>
-          <w14:ligatures w14:val="none"/>
         </w:rPr>
         <w:t>Jira</w:t>
       </w:r>
@@ -1064,8 +985,6 @@
       <w:r>
         <w:rPr>
           <w:rFonts w:eastAsia="Times New Roman"/>
-          <w:kern w:val="0"/>
-          <w14:ligatures w14:val="none"/>
         </w:rPr>
         <w:t>?</w:t>
       </w:r>
@@ -1174,17 +1093,14 @@
     </w:p>
     <w:p>
       <w:pPr>
-        <w:rPr>
-          <w:rFonts w:eastAsia="Times New Roman"/>
-          <w:kern w:val="0"/>
-          <w14:ligatures w14:val="none"/>
-        </w:rPr>
-      </w:pPr>
-      <w:r>
-        <w:rPr>
-          <w:rFonts w:eastAsia="Times New Roman"/>
-          <w:kern w:val="0"/>
-          <w14:ligatures w14:val="none"/>
+        <w:pStyle w:val="1"/>
+        <w:rPr>
+          <w:rFonts w:eastAsia="Times New Roman"/>
+        </w:rPr>
+      </w:pPr>
+      <w:r>
+        <w:rPr>
+          <w:rFonts w:eastAsia="Times New Roman"/>
         </w:rPr>
         <w:t>Кросс-блочные задачи и стаканы задач (#) для категорирования целей в ЕК и планирования ресурсов</w:t>
       </w:r>
@@ -1256,17 +1172,14 @@
     </w:p>
     <w:p>
       <w:pPr>
-        <w:rPr>
-          <w:rFonts w:eastAsia="Times New Roman"/>
-          <w:kern w:val="0"/>
-          <w14:ligatures w14:val="none"/>
-        </w:rPr>
-      </w:pPr>
-      <w:r>
-        <w:rPr>
-          <w:rFonts w:eastAsia="Times New Roman"/>
-          <w:kern w:val="0"/>
-          <w14:ligatures w14:val="none"/>
+        <w:pStyle w:val="1"/>
+        <w:rPr>
+          <w:rFonts w:eastAsia="Times New Roman"/>
+        </w:rPr>
+      </w:pPr>
+      <w:r>
+        <w:rPr>
+          <w:rFonts w:eastAsia="Times New Roman"/>
         </w:rPr>
         <w:t>До какого числа подается заявка в МИ?</w:t>
       </w:r>
@@ -1285,7 +1198,6 @@
           <w:kern w:val="0"/>
           <w14:ligatures w14:val="none"/>
         </w:rPr>
-        <w:lastRenderedPageBreak/>
         <w:t>Дата будет позже</w:t>
       </w:r>
     </w:p>
@@ -1309,17 +1221,14 @@
     </w:p>
     <w:p>
       <w:pPr>
-        <w:rPr>
-          <w:rFonts w:eastAsia="Times New Roman"/>
-          <w:kern w:val="0"/>
-          <w14:ligatures w14:val="none"/>
-        </w:rPr>
-      </w:pPr>
-      <w:r>
-        <w:rPr>
-          <w:rFonts w:eastAsia="Times New Roman"/>
-          <w:kern w:val="0"/>
-          <w14:ligatures w14:val="none"/>
+        <w:pStyle w:val="1"/>
+        <w:rPr>
+          <w:rFonts w:eastAsia="Times New Roman"/>
+        </w:rPr>
+      </w:pPr>
+      <w:r>
+        <w:rPr>
+          <w:rFonts w:eastAsia="Times New Roman"/>
         </w:rPr>
         <w:t>Распределение ресурсов, структура стаканов и тегов, алгоритм расчета численности по тегам и стаканам, тегирование целей</w:t>
       </w:r>
@@ -1333,6 +1242,7 @@
           <w14:ligatures w14:val="none"/>
         </w:rPr>
       </w:pPr>
+      <w:proofErr w:type="gramStart"/>
       <w:r>
         <w:rPr>
           <w:rFonts w:eastAsia="Times New Roman"/>
@@ -1340,16 +1250,9 @@
           <w:lang w:val="en-US"/>
           <w14:ligatures w14:val="none"/>
         </w:rPr>
-        <w:t xml:space="preserve">Agile-dashboard </w:t>
-      </w:r>
-      <w:hyperlink r:id="rId8" w:history="1">
-        <w:r>
-          <w:rPr>
-            <w:lang w:val="en-US"/>
-          </w:rPr>
-          <w:t>https://mapp.sberbank.ru/agile-dashboard/page/20536</w:t>
-        </w:r>
-      </w:hyperlink>
+        <w:t>Agile-dashboard</w:t>
+      </w:r>
+      <w:proofErr w:type="gramEnd"/>
       <w:r>
         <w:rPr>
           <w:rFonts w:eastAsia="Times New Roman"/>
@@ -1357,6 +1260,39 @@
           <w:lang w:val="en-US"/>
           <w14:ligatures w14:val="none"/>
         </w:rPr>
+        <w:t xml:space="preserve"> </w:t>
+      </w:r>
+      <w:r>
+        <w:fldChar w:fldCharType="begin"/>
+      </w:r>
+      <w:r>
+        <w:rPr>
+          <w:lang w:val="en-US"/>
+        </w:rPr>
+        <w:instrText>HYPERLINK "https://mapp.sberbank.ru/agile-dashboard/page/20536"</w:instrText>
+      </w:r>
+      <w:r>
+        <w:fldChar w:fldCharType="separate"/>
+      </w:r>
+      <w:r>
+        <w:rPr>
+          <w:lang w:val="en-US"/>
+        </w:rPr>
+        <w:t>https://mapp.sberbank.ru/agile-dashboard/page/20536</w:t>
+      </w:r>
+      <w:r>
+        <w:rPr>
+          <w:lang w:val="en-US"/>
+        </w:rPr>
+        <w:fldChar w:fldCharType="end"/>
+      </w:r>
+      <w:r>
+        <w:rPr>
+          <w:rFonts w:eastAsia="Times New Roman"/>
+          <w:kern w:val="0"/>
+          <w:lang w:val="en-US"/>
+          <w14:ligatures w14:val="none"/>
+        </w:rPr>
         <w:t>.</w:t>
       </w:r>
     </w:p>
@@ -1382,17 +1318,14 @@
     </w:p>
     <w:p>
       <w:pPr>
-        <w:rPr>
-          <w:rFonts w:eastAsia="Times New Roman"/>
-          <w:kern w:val="0"/>
-          <w14:ligatures w14:val="none"/>
-        </w:rPr>
-      </w:pPr>
-      <w:r>
-        <w:rPr>
-          <w:rFonts w:eastAsia="Times New Roman"/>
-          <w:kern w:val="0"/>
-          <w14:ligatures w14:val="none"/>
+        <w:pStyle w:val="1"/>
+        <w:rPr>
+          <w:rFonts w:eastAsia="Times New Roman"/>
+        </w:rPr>
+      </w:pPr>
+      <w:r>
+        <w:rPr>
+          <w:rFonts w:eastAsia="Times New Roman"/>
         </w:rPr>
         <w:t>К кому обратиться по целям?</w:t>
       </w:r>
@@ -1460,17 +1393,14 @@
     </w:p>
     <w:p>
       <w:pPr>
-        <w:rPr>
-          <w:rFonts w:eastAsia="Times New Roman"/>
-          <w:kern w:val="0"/>
-          <w14:ligatures w14:val="none"/>
-        </w:rPr>
-      </w:pPr>
-      <w:r>
-        <w:rPr>
-          <w:rFonts w:eastAsia="Times New Roman"/>
-          <w:kern w:val="0"/>
-          <w14:ligatures w14:val="none"/>
+        <w:pStyle w:val="1"/>
+        <w:rPr>
+          <w:rFonts w:eastAsia="Times New Roman"/>
+        </w:rPr>
+      </w:pPr>
+      <w:r>
+        <w:rPr>
+          <w:rFonts w:eastAsia="Times New Roman"/>
         </w:rPr>
         <w:t>К кому обратиться по вопросам техники?</w:t>
       </w:r>
@@ -1512,17 +1442,14 @@
     </w:p>
     <w:p>
       <w:pPr>
-        <w:rPr>
-          <w:rFonts w:eastAsia="Times New Roman"/>
-          <w:kern w:val="0"/>
-          <w14:ligatures w14:val="none"/>
-        </w:rPr>
-      </w:pPr>
-      <w:r>
-        <w:rPr>
-          <w:rFonts w:eastAsia="Times New Roman"/>
-          <w:kern w:val="0"/>
-          <w14:ligatures w14:val="none"/>
+        <w:pStyle w:val="1"/>
+        <w:rPr>
+          <w:rFonts w:eastAsia="Times New Roman"/>
+        </w:rPr>
+      </w:pPr>
+      <w:r>
+        <w:rPr>
+          <w:rFonts w:eastAsia="Times New Roman"/>
         </w:rPr>
         <w:t>Где найти Глеба?</w:t>
       </w:r>
@@ -1564,25 +1491,20 @@
     </w:p>
     <w:p>
       <w:pPr>
-        <w:rPr>
-          <w:rFonts w:eastAsia="Times New Roman"/>
-          <w:kern w:val="0"/>
-          <w14:ligatures w14:val="none"/>
-        </w:rPr>
-      </w:pPr>
-      <w:r>
-        <w:rPr>
-          <w:rFonts w:eastAsia="Times New Roman"/>
-          <w:kern w:val="0"/>
-          <w14:ligatures w14:val="none"/>
+        <w:pStyle w:val="1"/>
+        <w:rPr>
+          <w:rFonts w:eastAsia="Times New Roman"/>
+        </w:rPr>
+      </w:pPr>
+      <w:r>
+        <w:rPr>
+          <w:rFonts w:eastAsia="Times New Roman"/>
         </w:rPr>
         <w:t>К</w:t>
       </w:r>
       <w:r>
         <w:rPr>
           <w:rFonts w:eastAsia="Times New Roman"/>
-          <w:kern w:val="0"/>
-          <w14:ligatures w14:val="none"/>
         </w:rPr>
         <w:t>акие есть аббревиатуры?</w:t>
       </w:r>
@@ -1899,7 +1821,6 @@
           <w:kern w:val="0"/>
           <w14:ligatures w14:val="none"/>
         </w:rPr>
-        <w:lastRenderedPageBreak/>
         <w:t>ЭП электронная подпись</w:t>
       </w:r>
     </w:p>
@@ -1921,7 +1842,7 @@
 </file>
 
 <file path=word/styles.xml><?xml version="1.0" encoding="utf-8"?>
-<w:styles xmlns:mc="http://schemas.openxmlformats.org/markup-compatibility/2006" xmlns:r="http://schemas.openxmlformats.org/officeDocument/2006/relationships" xmlns:w="http://schemas.openxmlformats.org/wordprocessingml/2006/main" xmlns:w14="http://schemas.microsoft.com/office/word/2010/wordml" xmlns:w15="http://schemas.microsoft.com/office/word/2012/wordml" xmlns:w16cex="http://schemas.microsoft.com/office/word/2018/wordml/cex" xmlns:w16cid="http://schemas.microsoft.com/office/word/2016/wordml/cid" xmlns:w16="http://schemas.microsoft.com/office/word/2018/wordml" xmlns:w16du="http://schemas.microsoft.com/office/word/2023/wordml/word16du" xmlns:w16sdtdh="http://schemas.microsoft.com/office/word/2020/wordml/sdtdatahash" xmlns:w16sdtfl="http://schemas.microsoft.com/office/word/2024/wordml/sdtformatlock" xmlns:w16se="http://schemas.microsoft.com/office/word/2015/wordml/symex" mc:Ignorable="w14 w15 w16se w16cid w16 w16cex w16sdtdh w16sdtfl w16du">
+<w:styles xmlns:mc="http://schemas.openxmlformats.org/markup-compatibility/2006" xmlns:r="http://schemas.openxmlformats.org/officeDocument/2006/relationships" xmlns:w="http://schemas.openxmlformats.org/wordprocessingml/2006/main" xmlns:w14="http://schemas.microsoft.com/office/word/2010/wordml" xmlns:w15="http://schemas.microsoft.com/office/word/2012/wordml" xmlns:w16cex="http://schemas.microsoft.com/office/word/2018/wordml/cex" xmlns:w16cid="http://schemas.microsoft.com/office/word/2016/wordml/cid" xmlns:w16="http://schemas.microsoft.com/office/word/2018/wordml" xmlns:w16du="http://schemas.microsoft.com/office/word/2023/wordml/word16du" xmlns:w16sdtdh="http://schemas.microsoft.com/office/word/2020/wordml/sdtdatahash" xmlns:w16se="http://schemas.microsoft.com/office/word/2015/wordml/symex" mc:Ignorable="w14 w15 w16se w16cid w16 w16cex w16sdtdh w16du">
   <w:docDefaults>
     <w:rPrDefault>
       <w:rPr>
